--- a/docs/交付材料/02-作品技术原理介绍.docx
+++ b/docs/交付材料/02-作品技术原理介绍.docx
@@ -1368,7 +1368,7 @@
           <w:sz w:val="24"/>
           <w:szCs w:val="24"/>
         </w:rPr>
-        <w:t xml:space="preserve">契约的一个关键设计是把 source（证据来源）与 event_type（安全行为）解耦：source 有 8 个枚举值（windows_evtx、sysmon、linux_auth、linux_audit、network_pcap、network_zeek、firewall、waf），event_type 是 31 词冻结行为词表（登录会话、进程、网络、文件、注册表、账户权限、服务与计划任务七类）。例如 WAF 的攻击请求记为 source=waf + event_type=http_request，防火墙连接记录记为 source=firewall + event_type=network_connection。这样同一种攻击行为可以来自不同采集源，关联规则不需要为每种日志来源重复实现，显著降低了多源融合分析的复杂度。</w:t>
+        <w:t xml:space="preserve">契约的一个关键设计是把 source（证据来源）与 event_type（安全行为）解耦：source 有 8 个枚举值（windows_evtx、sysmon、linux_auth、linux_audit、network_pcap、network_zeek、firewall、waf），event_type 是 33 词冻结行为词表（登录会话、进程、网络、文件、注册表、账户权限、服务与计划任务七类）。例如 WAF 的攻击请求记为 source=waf + event_type=http_request，防火墙连接记录记为 source=firewall + event_type=network_connection。这样同一种攻击行为可以来自不同采集源，关联规则不需要为每种日志来源重复实现，显著降低了多源融合分析的复杂度。</w:t>
       </w:r>
     </w:p>
     <w:p>
@@ -1462,7 +1462,7 @@
           <w:sz w:val="24"/>
           <w:szCs w:val="24"/>
         </w:rPr>
-        <w:t xml:space="preserve">Windows 侧采用“审计策略产生事件 + 离线解析 EVTX”的原理：靶机通过 auditpol 配置审核策略（登录/进程创建/文件系统/注册表等），用 wevtutil 导出 EVTX；解析器以 python-evtx 解码二进制事件记录，将 EventData 字段摊平后按事件 ID 映射为统一事件。Security/System 日志支持 11 类事件：4624/4625 登录成功与失败（含登录类型码表翻译、SubStatus 失败原因翻译）、4634/4647 注销、4688 进程创建（含父进程与命令行）、1102 日志清除、4720/4728 账号创建与组变更、4673 敏感权限使用、7045 服务安装、4698 计划任务创建。Sysmon 日志提供更细粒度的行为：进程创建（含完整命令行、哈希、进程 GUID）、网络连接（目的 IP/端口/协议）、文件创建、注册表修改、DNS 查询、文件删除。</w:t>
+        <w:t xml:space="preserve">Windows 侧采用“审计策略产生事件 + 离线解析 EVTX”的原理：靶机通过 auditpol 配置审核策略（登录/进程创建/文件系统/注册表等），用 wevtutil 导出 EVTX；解析器以 python-evtx 解码二进制事件记录，将 EventData 字段摊平后按事件 ID 映射为统一事件。Security/System 日志支持 11 类事件：4624/4625 登录成功与失败（含登录类型码表翻译、SubStatus 失败原因翻译）、4634/4647 注销、4688 进程创建（含父进程与命令行）、1102 日志清除、4720/4728 账号创建与组变更、4673 敏感权限使用、7045 服务安装、4698 计划任务创建。Sysmon 日志提供更细粒度的行为：进程创建（含完整命令行、哈希、进程 GUID）、网络连接（目的 IP/端口/协议）、文件创建、注册表修改、DNS 查询、文件删除、进程内存访问（ID 10）与远程线程（ID 8）。</w:t>
       </w:r>
     </w:p>
     <w:p>
@@ -3099,7 +3099,7 @@
                 <w:sz w:val="21"/>
                 <w:szCs w:val="21"/>
               </w:rPr>
-              <w:t xml:space="preserve">UTC+8 统一时区、31 词行为词表、用户/进程/文件/注册表实体提取、按 LogonId 会话重建</w:t>
+              <w:t xml:space="preserve">UTC+8 统一时区、33 词行为词表、用户/进程/文件/注册表实体提取、按 LogonId 会话重建</w:t>
             </w:r>
           </w:p>
         </w:tc>
@@ -3156,7 +3156,7 @@
                 <w:sz w:val="21"/>
                 <w:szCs w:val="21"/>
               </w:rPr>
-              <w:t xml:space="preserve">auditd 系统调用级解析覆盖进程/文件/网络三类行为；父子进程字段采集与可疑进程检测；敏感文件访问检测；内存行为分析列为改进方向</w:t>
+              <w:t xml:space="preserve">auditd 系统调用级解析覆盖进程/文件/网络三类行为；Sysmon 10/8（process_access/remote_thread_create）配合 lsass_access、suspicious_memory_access、reflective_load 三条规则实现内存注入与反射加载的日志层检测；父子进程字段采集与可疑进程检测；敏感文件访问检测；内存行为分析列为改进方向</w:t>
             </w:r>
           </w:p>
         </w:tc>
